--- a/docs/GridPulse-Ideation-Report.docx
+++ b/docs/GridPulse-Ideation-Report.docx
@@ -15,7 +15,7 @@
           <w:sz w:val="15"/>
           <w:szCs w:val="15"/>
         </w:rPr>
-        <w:t xml:space="preserve">HACOUT  ·  IDEATION ROUND  ·  THEME: RENEWABLE ENERGY INTELLIGENCE</w:t>
+        <w:t xml:space="preserve">HACKOUT  ·  IDEATION ROUND  ·  THEME: RENEWABLE ENERGY INTELLIGENCE</w:t>
       </w:r>
     </w:p>
     <w:p>

--- a/docs/GridPulse-Ideation-Report.docx
+++ b/docs/GridPulse-Ideation-Report.docx
@@ -80,11 +80,11 @@
       <w:r>
         <w:rPr>
           <w:rFonts w:ascii="Calibri" w:cs="Calibri" w:eastAsia="Calibri" w:hAnsi="Calibri"/>
-          <w:color w:val="A35F00"/>
+          <w:color w:val="4C5F6B"/>
           <w:sz w:val="16"/>
           <w:szCs w:val="16"/>
         </w:rPr>
-        <w:t xml:space="preserve">[ add team name ]   </w:t>
+        <w:t xml:space="preserve">Shakuni Ke Sher   </w:t>
       </w:r>
       <w:r>
         <w:rPr>
